--- a/policies/build/masters_hco/HCO.HRM.2_v2_master.docx
+++ b/policies/build/masters_hco/HCO.HRM.2_v2_master.docx
@@ -773,7 +773,7 @@
           <w:sz w:val="22"/>
           <w:szCs w:val="22"/>
         </w:rPr>
-        <w:t xml:space="preserve">Boundaries: do not copy SHCO equivalent-chapter wording (including the already-deployed SHCO 3rd Edition HRM chapter). Do not overwrite HCO AAC, COP, MOM, PRE, IPC, PSQ, ROM or FMS policies. Spell out abbreviations on first use in training materials. OE counts/levels/asterisks stay with the official portal Standards PDF. Method notes come from the Guidebook Interpretation paragraphs (scanned PDF; no text layer, transcribed and verified against rendered page images — see policies/source/hco6_hrm_chapter_notes.md).</w:t>
+        <w:t xml:space="preserve">Boundaries: do not overwrite HCO AAC, COP, MOM, PRE, IPC, PSQ, ROM or FMS policies. Spell out abbreviations on first use in training materials. OE counts/levels/asterisks stay with the official portal Standards PDF. Method notes come from the Guidebook Interpretation paragraphs (scanned PDF; no text layer, transcribed and verified against rendered page images — see policies/source/hco6_hrm_chapter_notes.md).</w:t>
       </w:r>
     </w:p>
     <w:p>
@@ -1110,6 +1110,20 @@
       </w:pPr>
       <w:r>
         <w:t xml:space="preserve">6. Governance and responsibility</w:t>
+      </w:r>
+    </w:p>
+    <w:p>
+      <w:pPr>
+        <w:spacing w:after="20" w:before="100"/>
+      </w:pPr>
+      <w:r>
+        <w:rPr>
+          <w:b/>
+          <w:bCs/>
+          <w:sz w:val="22"/>
+          <w:szCs w:val="22"/>
+        </w:rPr>
+        <w:t xml:space="preserve">Medical Superintendent</w:t>
       </w:r>
     </w:p>
     <w:p>
@@ -1126,7 +1140,21 @@
           <w:sz w:val="22"/>
           <w:szCs w:val="22"/>
         </w:rPr>
-        <w:t xml:space="preserve">Medical Superintendent</w:t>
+        <w:t xml:space="preserve">Accountable that HRM.2 is resourced and followed.</w:t>
+      </w:r>
+    </w:p>
+    <w:p>
+      <w:pPr>
+        <w:spacing w:after="20" w:before="100"/>
+      </w:pPr>
+      <w:r>
+        <w:rPr>
+          <w:b/>
+          <w:bCs/>
+          <w:sz w:val="22"/>
+          <w:szCs w:val="22"/>
+        </w:rPr>
+        <w:t xml:space="preserve">HR In-Charge / Personnel Officer</w:t>
       </w:r>
     </w:p>
     <w:p>
@@ -1143,7 +1171,21 @@
           <w:sz w:val="22"/>
           <w:szCs w:val="22"/>
         </w:rPr>
-        <w:t xml:space="preserve">Accountable that HRM.2 is resourced and followed.</w:t>
+        <w:t xml:space="preserve">Owns day-to-day implementation and records for this standard.</w:t>
+      </w:r>
+    </w:p>
+    <w:p>
+      <w:pPr>
+        <w:spacing w:after="20" w:before="100"/>
+      </w:pPr>
+      <w:r>
+        <w:rPr>
+          <w:b/>
+          <w:bCs/>
+          <w:sz w:val="22"/>
+          <w:szCs w:val="22"/>
+        </w:rPr>
+        <w:t xml:space="preserve">Quality Coordinator</w:t>
       </w:r>
     </w:p>
     <w:p>
@@ -1160,7 +1202,21 @@
           <w:sz w:val="22"/>
           <w:szCs w:val="22"/>
         </w:rPr>
-        <w:t xml:space="preserve">HR In-Charge / Personnel Officer</w:t>
+        <w:t xml:space="preserve">Audits this policy «quarterly»; holds training acknowledgements.</w:t>
+      </w:r>
+    </w:p>
+    <w:p>
+      <w:pPr>
+        <w:spacing w:after="20" w:before="100"/>
+      </w:pPr>
+      <w:r>
+        <w:rPr>
+          <w:b/>
+          <w:bCs/>
+          <w:sz w:val="22"/>
+          <w:szCs w:val="22"/>
+        </w:rPr>
+        <w:t xml:space="preserve">departmental leaders</w:t>
       </w:r>
     </w:p>
     <w:p>
@@ -1177,7 +1233,28 @@
           <w:sz w:val="22"/>
           <w:szCs w:val="22"/>
         </w:rPr>
-        <w:t xml:space="preserve">Owns day-to-day implementation and records for this standard.</w:t>
+        <w:t xml:space="preserve">Run the department-level duties this standard names.</w:t>
+      </w:r>
+    </w:p>
+    <w:p>
+      <w:pPr>
+        <w:pStyle w:val="Heading1"/>
+        <w:spacing w:after="120" w:before="280"/>
+      </w:pPr>
+      <w:r>
+        <w:t xml:space="preserve">7. Quality monitoring (RCA → CAPA)</w:t>
+      </w:r>
+    </w:p>
+    <w:p>
+      <w:pPr>
+        <w:spacing w:after="140"/>
+      </w:pPr>
+      <w:r>
+        <w:rPr>
+          <w:sz w:val="22"/>
+          <w:szCs w:val="22"/>
+        </w:rPr>
+        <w:t xml:space="preserve">The Quality Coordinator audits this policy «quarterly». The audit reviews:</w:t>
       </w:r>
     </w:p>
     <w:p>
@@ -1194,7 +1271,7 @@
           <w:sz w:val="22"/>
           <w:szCs w:val="22"/>
         </w:rPr>
-        <w:t xml:space="preserve">Quality Coordinator</w:t>
+        <w:t xml:space="preserve">Records for a sample of this standard's objective elements, checked against the What-we-do steps.</w:t>
       </w:r>
     </w:p>
     <w:p>
@@ -1211,7 +1288,7 @@
           <w:sz w:val="22"/>
           <w:szCs w:val="22"/>
         </w:rPr>
-        <w:t xml:space="preserve">Audits this policy «quarterly»; holds training acknowledgements.</w:t>
+        <w:t xml:space="preserve">Documentary evidence is on file for each asterisked objective element in the sample.</w:t>
       </w:r>
     </w:p>
     <w:p>
@@ -1228,7 +1305,7 @@
           <w:sz w:val="22"/>
           <w:szCs w:val="22"/>
         </w:rPr>
-        <w:t xml:space="preserve">departmental leaders</w:t>
+        <w:t xml:space="preserve">CORE objective elements show no critical gaps in the sample.</w:t>
       </w:r>
     </w:p>
     <w:p>
@@ -1245,108 +1322,19 @@
           <w:sz w:val="22"/>
           <w:szCs w:val="22"/>
         </w:rPr>
-        <w:t xml:space="preserve">Run the department-level duties this standard names.</w:t>
-      </w:r>
-    </w:p>
-    <w:p>
-      <w:pPr>
-        <w:pStyle w:val="Heading1"/>
-        <w:spacing w:after="120" w:before="280"/>
-      </w:pPr>
-      <w:r>
-        <w:t xml:space="preserve">7. Quality monitoring (RCA → CAPA)</w:t>
-      </w:r>
-    </w:p>
-    <w:p>
-      <w:pPr>
-        <w:spacing w:after="140"/>
-      </w:pPr>
-      <w:r>
-        <w:rPr>
-          <w:sz w:val="22"/>
-          <w:szCs w:val="22"/>
-        </w:rPr>
-        <w:t xml:space="preserve">The Quality Coordinator audits this policy «quarterly».</w:t>
-      </w:r>
-    </w:p>
-    <w:p>
-      <w:pPr>
-        <w:spacing w:after="140"/>
-      </w:pPr>
-      <w:r>
-        <w:rPr>
-          <w:sz w:val="22"/>
-          <w:szCs w:val="22"/>
-        </w:rPr>
-        <w:t xml:space="preserve">What is monitored each quarter:</w:t>
-      </w:r>
-    </w:p>
-    <w:p>
-      <w:pPr>
-        <w:pStyle w:val="ListParagraph"/>
-        <w:numPr>
-          <w:ilvl w:val="0"/>
-          <w:numId w:val="1"/>
-        </w:numPr>
-        <w:spacing w:after="60"/>
-      </w:pPr>
-      <w:r>
-        <w:rPr>
-          <w:sz w:val="22"/>
-          <w:szCs w:val="22"/>
-        </w:rPr>
-        <w:t xml:space="preserve">Sample of records for each OE HRM.2.a–d.</w:t>
-      </w:r>
-    </w:p>
-    <w:p>
-      <w:pPr>
-        <w:pStyle w:val="ListParagraph"/>
-        <w:numPr>
-          <w:ilvl w:val="0"/>
-          <w:numId w:val="1"/>
-        </w:numPr>
-        <w:spacing w:after="60"/>
-      </w:pPr>
-      <w:r>
-        <w:rPr>
-          <w:sz w:val="22"/>
-          <w:szCs w:val="22"/>
-        </w:rPr>
-        <w:t xml:space="preserve">Asterisked elements (ad) have document evidence as required.</w:t>
-      </w:r>
-    </w:p>
-    <w:p>
-      <w:pPr>
-        <w:pStyle w:val="ListParagraph"/>
-        <w:numPr>
-          <w:ilvl w:val="0"/>
-          <w:numId w:val="1"/>
-        </w:numPr>
-        <w:spacing w:after="60"/>
-      </w:pPr>
-      <w:r>
-        <w:rPr>
-          <w:sz w:val="22"/>
-          <w:szCs w:val="22"/>
-        </w:rPr>
-        <w:t xml:space="preserve">CORE elements (ac) show no critical gaps in the sample.</w:t>
-      </w:r>
-    </w:p>
-    <w:p>
-      <w:pPr>
-        <w:pStyle w:val="ListParagraph"/>
-        <w:numPr>
-          <w:ilvl w:val="0"/>
-          <w:numId w:val="1"/>
-        </w:numPr>
-        <w:spacing w:after="60"/>
-      </w:pPr>
-      <w:r>
-        <w:rPr>
-          <w:sz w:val="22"/>
-          <w:szCs w:val="22"/>
-        </w:rPr>
         <w:t xml:space="preserve">Stop-work events (if any) are logged with outcome.</w:t>
+      </w:r>
+    </w:p>
+    <w:p>
+      <w:pPr>
+        <w:spacing w:after="140"/>
+      </w:pPr>
+      <w:r>
+        <w:rPr>
+          <w:sz w:val="22"/>
+          <w:szCs w:val="22"/>
+        </w:rPr>
+        <w:t xml:space="preserve">Root-cause analysis is required when a gap found in this audit remains open beyond «90 days».</w:t>
       </w:r>
     </w:p>
     <w:p>
@@ -2823,7 +2811,7 @@
           <w:sz w:val="22"/>
           <w:szCs w:val="22"/>
         </w:rPr>
-        <w:t xml:space="preserve">Records showing HRM.2.a was followed for sampled cases.</w:t>
+        <w:t xml:space="preserve">Written recruitment guidance document.</w:t>
       </w:r>
     </w:p>
     <w:p>
@@ -2840,7 +2828,7 @@
           <w:sz w:val="22"/>
           <w:szCs w:val="22"/>
         </w:rPr>
-        <w:t xml:space="preserve">Written guidance / protocol referenced for this element (where required).</w:t>
+        <w:t xml:space="preserve">Recruitment register — vacancy, candidates, selection rationale, fill date.</w:t>
       </w:r>
     </w:p>
     <w:p>
@@ -2857,7 +2845,16 @@
           <w:sz w:val="22"/>
           <w:szCs w:val="22"/>
         </w:rPr>
-        <w:t xml:space="preserve">Audit sample notes for HRM.2.a reviewed «quarterly».</w:t>
+        <w:t xml:space="preserve">Statutory-requirement compliance record where applicable.</w:t>
+      </w:r>
+    </w:p>
+    <w:p>
+      <w:pPr>
+        <w:pStyle w:val="Heading2"/>
+        <w:spacing w:after="100" w:before="220"/>
+      </w:pPr>
+      <w:r>
+        <w:t xml:space="preserve">HRM.2.b — A pre-employment medical examination is conducted on the staff.</w:t>
       </w:r>
     </w:p>
     <w:p>
@@ -2874,7 +2871,7 @@
           <w:sz w:val="22"/>
           <w:szCs w:val="22"/>
         </w:rPr>
-        <w:t xml:space="preserve">Documented evidence specifically required by the asterisked objective element.</w:t>
+        <w:t xml:space="preserve">Pre-employment medical examination record on file.</w:t>
       </w:r>
     </w:p>
     <w:p>
@@ -2891,16 +2888,7 @@
           <w:sz w:val="22"/>
           <w:szCs w:val="22"/>
         </w:rPr>
-        <w:t xml:space="preserve">CORE-element sample with no critical gaps in the quarter under review.</w:t>
-      </w:r>
-    </w:p>
-    <w:p>
-      <w:pPr>
-        <w:pStyle w:val="Heading2"/>
-        <w:spacing w:after="100" w:before="220"/>
-      </w:pPr>
-      <w:r>
-        <w:t xml:space="preserve">HRM.2.b — A pre-employment medical examination is conducted on the staff.</w:t>
+        <w:t xml:space="preserve">Consent record for any testing performed, confirming no non-consensual testing.</w:t>
       </w:r>
     </w:p>
     <w:p>
@@ -2917,7 +2905,16 @@
           <w:sz w:val="22"/>
           <w:szCs w:val="22"/>
         </w:rPr>
-        <w:t xml:space="preserve">Records showing HRM.2.b was followed for sampled cases.</w:t>
+        <w:t xml:space="preserve">Fitness-to-work determination record.</w:t>
+      </w:r>
+    </w:p>
+    <w:p>
+      <w:pPr>
+        <w:pStyle w:val="Heading2"/>
+        <w:spacing w:after="100" w:before="220"/>
+      </w:pPr>
+      <w:r>
+        <w:t xml:space="preserve">HRM.2.c — The organisation defines and implements a code of conduct for its staff.</w:t>
       </w:r>
     </w:p>
     <w:p>
@@ -2934,7 +2931,7 @@
           <w:sz w:val="22"/>
           <w:szCs w:val="22"/>
         </w:rPr>
-        <w:t xml:space="preserve">Written guidance / protocol referenced for this element (where required).</w:t>
+        <w:t xml:space="preserve">Written code of conduct document.</w:t>
       </w:r>
     </w:p>
     <w:p>
@@ -2951,16 +2948,7 @@
           <w:sz w:val="22"/>
           <w:szCs w:val="22"/>
         </w:rPr>
-        <w:t xml:space="preserve">Audit sample notes for HRM.2.b reviewed «quarterly».</w:t>
-      </w:r>
-    </w:p>
-    <w:p>
-      <w:pPr>
-        <w:pStyle w:val="Heading2"/>
-        <w:spacing w:after="100" w:before="220"/>
-      </w:pPr>
-      <w:r>
-        <w:t xml:space="preserve">HRM.2.c — The organisation defines and implements a code of conduct for its staff.</w:t>
+        <w:t xml:space="preserve">Signed staff acknowledgement at joining.</w:t>
       </w:r>
     </w:p>
     <w:p>
@@ -2977,7 +2965,16 @@
           <w:sz w:val="22"/>
           <w:szCs w:val="22"/>
         </w:rPr>
-        <w:t xml:space="preserve">Records showing HRM.2.c was followed for sampled cases.</w:t>
+        <w:t xml:space="preserve">Confidentiality-protection clause record within the code.</w:t>
+      </w:r>
+    </w:p>
+    <w:p>
+      <w:pPr>
+        <w:pStyle w:val="Heading2"/>
+        <w:spacing w:after="100" w:before="220"/>
+      </w:pPr>
+      <w:r>
+        <w:t xml:space="preserve">HRM.2.d — Administrative procedures for human resource management are documented.</w:t>
       </w:r>
     </w:p>
     <w:p>
@@ -2994,7 +2991,7 @@
           <w:sz w:val="22"/>
           <w:szCs w:val="22"/>
         </w:rPr>
-        <w:t xml:space="preserve">Written guidance / protocol referenced for this element (where required).</w:t>
+        <w:t xml:space="preserve">Documented administrative procedures — attendance, leave, conduct, replacement.</w:t>
       </w:r>
     </w:p>
     <w:p>
@@ -3011,7 +3008,7 @@
           <w:sz w:val="22"/>
           <w:szCs w:val="22"/>
         </w:rPr>
-        <w:t xml:space="preserve">Audit sample notes for HRM.2.c reviewed «quarterly».</w:t>
+        <w:t xml:space="preserve">Current-version record held by HR.</w:t>
       </w:r>
     </w:p>
     <w:p>
@@ -3028,84 +3025,7 @@
           <w:sz w:val="22"/>
           <w:szCs w:val="22"/>
         </w:rPr>
-        <w:t xml:space="preserve">CORE-element sample with no critical gaps in the quarter under review.</w:t>
-      </w:r>
-    </w:p>
-    <w:p>
-      <w:pPr>
-        <w:pStyle w:val="Heading2"/>
-        <w:spacing w:after="100" w:before="220"/>
-      </w:pPr>
-      <w:r>
-        <w:t xml:space="preserve">HRM.2.d — Administrative procedures for human resource management are documented.</w:t>
-      </w:r>
-    </w:p>
-    <w:p>
-      <w:pPr>
-        <w:pStyle w:val="ListParagraph"/>
-        <w:numPr>
-          <w:ilvl w:val="0"/>
-          <w:numId w:val="1"/>
-        </w:numPr>
-        <w:spacing w:after="60"/>
-      </w:pPr>
-      <w:r>
-        <w:rPr>
-          <w:sz w:val="22"/>
-          <w:szCs w:val="22"/>
-        </w:rPr>
-        <w:t xml:space="preserve">Records showing HRM.2.d was followed for sampled cases.</w:t>
-      </w:r>
-    </w:p>
-    <w:p>
-      <w:pPr>
-        <w:pStyle w:val="ListParagraph"/>
-        <w:numPr>
-          <w:ilvl w:val="0"/>
-          <w:numId w:val="1"/>
-        </w:numPr>
-        <w:spacing w:after="60"/>
-      </w:pPr>
-      <w:r>
-        <w:rPr>
-          <w:sz w:val="22"/>
-          <w:szCs w:val="22"/>
-        </w:rPr>
-        <w:t xml:space="preserve">Written guidance / protocol referenced for this element (where required).</w:t>
-      </w:r>
-    </w:p>
-    <w:p>
-      <w:pPr>
-        <w:pStyle w:val="ListParagraph"/>
-        <w:numPr>
-          <w:ilvl w:val="0"/>
-          <w:numId w:val="1"/>
-        </w:numPr>
-        <w:spacing w:after="60"/>
-      </w:pPr>
-      <w:r>
-        <w:rPr>
-          <w:sz w:val="22"/>
-          <w:szCs w:val="22"/>
-        </w:rPr>
-        <w:t xml:space="preserve">Audit sample notes for HRM.2.d reviewed «quarterly».</w:t>
-      </w:r>
-    </w:p>
-    <w:p>
-      <w:pPr>
-        <w:pStyle w:val="ListParagraph"/>
-        <w:numPr>
-          <w:ilvl w:val="0"/>
-          <w:numId w:val="1"/>
-        </w:numPr>
-        <w:spacing w:after="60"/>
-      </w:pPr>
-      <w:r>
-        <w:rPr>
-          <w:sz w:val="22"/>
-          <w:szCs w:val="22"/>
-        </w:rPr>
-        <w:t xml:space="preserve">Documented evidence specifically required by the asterisked objective element.</w:t>
+        <w:t xml:space="preserve">Cross-reference to induction training covering these procedures (HRM.3.h).</w:t>
       </w:r>
     </w:p>
     <w:p>

--- a/policies/build/masters_hco/HCO.HRM.2_v2_master.docx
+++ b/policies/build/masters_hco/HCO.HRM.2_v2_master.docx
@@ -692,7 +692,7 @@
           <w:sz w:val="22"/>
           <w:szCs w:val="22"/>
         </w:rPr>
-        <w:t xml:space="preserve">It covers objective elements HRM.2.a–d (4 elements).</w:t>
+        <w:t xml:space="preserve">This policy covers all 4 requirements under this standard, listed in detail below.</w:t>
       </w:r>
     </w:p>
     <w:p>
@@ -716,7 +716,7 @@
           <w:sz w:val="22"/>
           <w:szCs w:val="22"/>
         </w:rPr>
-        <w:t xml:space="preserve">This policy owns HRM.2. Related AAC, COP, MOM, PRE, IPC, PSQ, ROM and FMS duties stay with those policies — cross-reference only. Other HRM standards stay with their own policies.</w:t>
+        <w:t xml:space="preserve">This policy covers staff recruitment specifically. Related duties — like patient assessment, clinical care, medication management, patient rights, infection control, quality and safety monitoring, hospital governance, or facility safety — are covered in the hospital's other policies, not repeated here. Other HRM standards stay with their own policies.</w:t>
       </w:r>
     </w:p>
     <w:p>
@@ -761,19 +761,19 @@
           <w:sz w:val="22"/>
           <w:szCs w:val="22"/>
         </w:rPr>
-        <w:t xml:space="preserve">It covers 4 objective elements (HRM.2.a, HRM.2.b, HRM.2.c, HRM.2.d).</w:t>
-      </w:r>
-    </w:p>
-    <w:p>
-      <w:pPr>
-        <w:spacing w:after="140"/>
-      </w:pPr>
-      <w:r>
-        <w:rPr>
-          <w:sz w:val="22"/>
-          <w:szCs w:val="22"/>
-        </w:rPr>
-        <w:t xml:space="preserve">Boundaries: do not overwrite HCO AAC, COP, MOM, PRE, IPC, PSQ, ROM or FMS policies. Spell out abbreviations on first use in training materials. OE counts/levels/asterisks stay with the official portal Standards PDF. Method notes come from the Guidebook Interpretation paragraphs (scanned PDF; no text layer, transcribed and verified against rendered page images — see policies/source/hco6_hrm_chapter_notes.md).</w:t>
+        <w:t xml:space="preserve">This policy covers all 4 requirements under this standard, listed in detail below.</w:t>
+      </w:r>
+    </w:p>
+    <w:p>
+      <w:pPr>
+        <w:spacing w:after="140"/>
+      </w:pPr>
+      <w:r>
+        <w:rPr>
+          <w:sz w:val="22"/>
+          <w:szCs w:val="22"/>
+        </w:rPr>
+        <w:t xml:space="preserve">This policy covers staff recruitment specifically. Related duties — like patient assessment, clinical care, medication management, patient rights, infection control, quality and safety monitoring, hospital governance, or facility safety — are covered in the hospital's other policies, not repeated here. Spell out abbreviations on first use in training materials. OE counts/levels/asterisks stay with the official portal Standards PDF. Method notes come from the Guidebook Interpretation paragraphs (scanned PDF; no text layer, transcribed and verified against rendered page images — see policies/source/hco6_hrm_chapter_notes.md).</w:t>
       </w:r>
     </w:p>
     <w:p>
